--- a/reports/projects/3.9_Report.docx
+++ b/reports/projects/3.9_Report.docx
@@ -64,7 +64,7 @@
           <w:szCs w:val="19"/>
           <w:rFonts w:ascii="Cambria" w:cs="Cambria" w:eastAsia="Cambria" w:hAnsi="Cambria"/>
         </w:rPr>
-        <w:t xml:space="preserve">October 13, 2026</w:t>
+        <w:t xml:space="preserve">October 14, 2026</w:t>
       </w:r>
     </w:p>
     <w:tbl>
@@ -958,7 +958,7 @@
         <w:szCs w:val="14"/>
         <w:rFonts w:ascii="Cambria" w:cs="Cambria" w:eastAsia="Cambria" w:hAnsi="Cambria"/>
       </w:rPr>
-      <w:t xml:space="preserve">Generated October 13, 2026  |  California Community Colleges  |  CPL Initiative</w:t>
+      <w:t xml:space="preserve">Generated October 14, 2026  |  California Community Colleges  |  CPL Initiative</w:t>
     </w:r>
     <w:r>
       <w:rPr>
